--- a/text/part1/09InterrogationENAI.docx
+++ b/text/part1/09InterrogationENAI.docx
@@ -447,9 +447,6 @@
         <w:t xml:space="preserve">"Tell me," she said, "how could orcs even be here? They don't live </w:t>
       </w:r>
       <w:r>
-        <w:rPr>
-          <w:lang w:val="en-US"/>
-        </w:rPr>
         <w:t>in this region</w:t>
       </w:r>
       <w:r>
@@ -457,11 +454,6 @@
       </w:r>
     </w:p>
     <w:p>
-      <w:pPr>
-        <w:rPr>
-          <w:lang w:val="ru-RU"/>
-        </w:rPr>
-      </w:pPr>
       <w:r>
         <w:t>"No," Augusto replied thoughtfully. "That's exactly what I've been wondering.</w:t>
       </w:r>
@@ -1329,52 +1321,17 @@
     </w:p>
     <w:p>
       <w:r>
-        <w:t>Then a blurred shape appeared on my mask display.</w:t>
-      </w:r>
-    </w:p>
-    <w:p>
-      <w:r>
-        <w:t>Slowly, gradually, it began to resolve into the indistinct image of a human face.</w:t>
-      </w:r>
-    </w:p>
-    <w:p>
-      <w:r>
-        <w:t>I realized that Sana was using some kind of graphics application to translate the mental image visible to her alone into a picture the rest of us could see.</w:t>
-      </w:r>
-    </w:p>
-    <w:p>
-      <w:r>
-        <w:t>The face grew steadily clearer, its features emerging from the haze.</w:t>
-      </w:r>
-    </w:p>
-    <w:p>
-      <w:r>
-        <w:t>A middle-aged man.</w:t>
-      </w:r>
-    </w:p>
-    <w:p>
-      <w:r>
-        <w:t>Long, fair hair falling to his shoulders.</w:t>
-      </w:r>
-    </w:p>
-    <w:p>
-      <w:r>
-        <w:t>A high forehead.</w:t>
-      </w:r>
-    </w:p>
-    <w:p>
-      <w:r>
-        <w:t>A narrow nose.</w:t>
-      </w:r>
-    </w:p>
-    <w:p>
-      <w:r>
-        <w:t>Deep-set, close-set eyes.</w:t>
-      </w:r>
-    </w:p>
-    <w:p>
-      <w:r>
-        <w:t>A mouth framed by a neatly trimmed beard—</w:t>
+        <w:t xml:space="preserve">At that moment, a blurred shape suddenly appeared on my mask display. Slowly, gradually, it began to resolve into the still indistinct image of a human face. </w:t>
+      </w:r>
+    </w:p>
+    <w:p>
+      <w:r>
+        <w:t xml:space="preserve">I realized that Sana was using some kind of graphics application to translate the mental image visible to her alone into a picture the rest of us could see. </w:t>
+      </w:r>
+    </w:p>
+    <w:p>
+      <w:r>
+        <w:t xml:space="preserve">The image grew steadily clearer as individual features emerged. It was now possible to make out a middle-aged man with dark brown, almost chocolate-toned skin, long black hair falling in loose curls to his shoulders, a high forehead, a narrow nose, deep-set, close-set eyes, and a mouth framed by a neatly trimmed beard… </w:t>
       </w:r>
     </w:p>
     <w:p>
